--- a/lessons/3-6/downloads/reveal/teacher/3.6-exit-tickets.docx
+++ b/lessons/3-6/downloads/reveal/teacher/3.6-exit-tickets.docx
@@ -4,6 +4,7 @@
   <w:body>
     <w:p>
       <w:pPr>
+        <w:pStyle w:val="Heading1"/>
         <w:tabs>
           <w:tab w:val="left" w:pos="5200"/>
           <w:tab w:val="right" w:leader="underscore" w:pos="9504"/>
@@ -34,7 +35,7 @@
         <w:rPr>
           <w:rFonts w:ascii="Avenir Next" w:hAnsi="Avenir Next" w:cs="Avenir Next" w:eastAsia="Avenir Next"/>
           <w:color w:val="1A1A1A"/>
-          <w:sz w:val="18"/>
+          <w:sz w:val="22"/>
           <w:szCs w:val="18"/>
         </w:rPr>
         <w:t xml:space="preserve">Name</w:t>
@@ -119,25 +120,25 @@
                 <w:rFonts w:ascii="Avenir Next" w:hAnsi="Avenir Next" w:cs="Avenir Next" w:eastAsia="Avenir Next"/>
                 <w:b/>
                 <w:color w:val="1A1A1A"/>
+                <w:sz w:val="22"/>
+                <w:szCs w:val="20"/>
+              </w:rPr>
+              <w:t xml:space="preserve">1.</w:t>
+            </w:r>
+            <w:r>
+              <w:rPr>
+                <w:rFonts w:ascii="Avenir Next" w:hAnsi="Avenir Next" w:cs="Avenir Next" w:eastAsia="Avenir Next"/>
+                <w:color w:val="1A1A1A"/>
                 <w:sz w:val="20"/>
                 <w:szCs w:val="20"/>
               </w:rPr>
-              <w:t xml:space="preserve">1.</w:t>
-            </w:r>
-            <w:r>
-              <w:rPr>
-                <w:rFonts w:ascii="Avenir Next" w:hAnsi="Avenir Next" w:cs="Avenir Next" w:eastAsia="Avenir Next"/>
-                <w:color w:val="1A1A1A"/>
-                <w:sz w:val="20"/>
-                <w:szCs w:val="20"/>
-              </w:rPr>
               <w:tab/>
             </w:r>
             <w:r>
               <w:rPr>
                 <w:rFonts w:ascii="Avenir Next" w:hAnsi="Avenir Next" w:cs="Avenir Next" w:eastAsia="Avenir Next"/>
                 <w:color w:val="1A1A1A"/>
-                <w:sz w:val="20"/>
+                <w:sz w:val="22"/>
                 <w:szCs w:val="20"/>
               </w:rPr>
               <w:t xml:space="preserve">Convert each measure.</w:t>
@@ -192,10 +193,28 @@
                       <w:rFonts w:ascii="Avenir Next" w:hAnsi="Avenir Next" w:cs="Avenir Next" w:eastAsia="Avenir Next"/>
                       <w:b/>
                       <w:color w:val="003A70"/>
+                      <w:sz w:val="22"/>
+                      <w:szCs w:val="20"/>
+                    </w:rPr>
+                    <w:t xml:space="preserve">a.</w:t>
+                  </w:r>
+                  <w:r>
+                    <w:rPr>
+                      <w:rFonts w:ascii="Avenir Next" w:hAnsi="Avenir Next" w:cs="Avenir Next" w:eastAsia="Avenir Next"/>
+                      <w:color w:val="1A1A1A"/>
                       <w:sz w:val="20"/>
                       <w:szCs w:val="20"/>
                     </w:rPr>
-                    <w:t xml:space="preserve">a.</w:t>
+                    <w:tab/>
+                  </w:r>
+                  <w:r>
+                    <w:rPr>
+                      <w:rFonts w:ascii="Avenir Next" w:hAnsi="Avenir Next" w:cs="Avenir Next" w:eastAsia="Avenir Next"/>
+                      <w:color w:val="1A1A1A"/>
+                      <w:sz w:val="22"/>
+                      <w:szCs w:val="20"/>
+                    </w:rPr>
+                    <w:t xml:space="preserve">6 ft =</w:t>
                   </w:r>
                   <w:r>
                     <w:rPr>
@@ -204,7 +223,7 @@
                       <w:sz w:val="20"/>
                       <w:szCs w:val="20"/>
                     </w:rPr>
-                    <w:tab/>
+                    <w:t xml:space="preserve">  </w:t>
                   </w:r>
                   <w:r>
                     <w:rPr>
@@ -212,24 +231,6 @@
                       <w:color w:val="1A1A1A"/>
                       <w:sz w:val="20"/>
                       <w:szCs w:val="20"/>
-                    </w:rPr>
-                    <w:t xml:space="preserve">6 ft =</w:t>
-                  </w:r>
-                  <w:r>
-                    <w:rPr>
-                      <w:rFonts w:ascii="Avenir Next" w:hAnsi="Avenir Next" w:cs="Avenir Next" w:eastAsia="Avenir Next"/>
-                      <w:color w:val="1A1A1A"/>
-                      <w:sz w:val="20"/>
-                      <w:szCs w:val="20"/>
-                    </w:rPr>
-                    <w:t xml:space="preserve">  </w:t>
-                  </w:r>
-                  <w:r>
-                    <w:rPr>
-                      <w:rFonts w:ascii="Avenir Next" w:hAnsi="Avenir Next" w:cs="Avenir Next" w:eastAsia="Avenir Next"/>
-                      <w:color w:val="1A1A1A"/>
-                      <w:sz w:val="20"/>
-                      <w:szCs w:val="20"/>
                       <w:u w:val="single"/>
                     </w:rPr>
                     <w:t xml:space="preserve">        </w:t>
@@ -238,7 +239,7 @@
                     <w:rPr>
                       <w:rFonts w:ascii="Avenir Next" w:hAnsi="Avenir Next" w:cs="Avenir Next" w:eastAsia="Avenir Next"/>
                       <w:color w:val="1A1A1A"/>
-                      <w:sz w:val="20"/>
+                      <w:sz w:val="22"/>
                       <w:szCs w:val="20"/>
                     </w:rPr>
                     <w:t xml:space="preserve"> in</w:t>
@@ -263,10 +264,28 @@
                       <w:rFonts w:ascii="Avenir Next" w:hAnsi="Avenir Next" w:cs="Avenir Next" w:eastAsia="Avenir Next"/>
                       <w:b/>
                       <w:color w:val="003A70"/>
+                      <w:sz w:val="22"/>
+                      <w:szCs w:val="20"/>
+                    </w:rPr>
+                    <w:t xml:space="preserve">b.</w:t>
+                  </w:r>
+                  <w:r>
+                    <w:rPr>
+                      <w:rFonts w:ascii="Avenir Next" w:hAnsi="Avenir Next" w:cs="Avenir Next" w:eastAsia="Avenir Next"/>
+                      <w:color w:val="1A1A1A"/>
                       <w:sz w:val="20"/>
                       <w:szCs w:val="20"/>
                     </w:rPr>
-                    <w:t xml:space="preserve">b.</w:t>
+                    <w:tab/>
+                  </w:r>
+                  <w:r>
+                    <w:rPr>
+                      <w:rFonts w:ascii="Avenir Next" w:hAnsi="Avenir Next" w:cs="Avenir Next" w:eastAsia="Avenir Next"/>
+                      <w:color w:val="1A1A1A"/>
+                      <w:sz w:val="22"/>
+                      <w:szCs w:val="20"/>
+                    </w:rPr>
+                    <w:t xml:space="preserve">16 qt =</w:t>
                   </w:r>
                   <w:r>
                     <w:rPr>
@@ -275,7 +294,7 @@
                       <w:sz w:val="20"/>
                       <w:szCs w:val="20"/>
                     </w:rPr>
-                    <w:tab/>
+                    <w:t xml:space="preserve">  </w:t>
                   </w:r>
                   <w:r>
                     <w:rPr>
@@ -283,24 +302,6 @@
                       <w:color w:val="1A1A1A"/>
                       <w:sz w:val="20"/>
                       <w:szCs w:val="20"/>
-                    </w:rPr>
-                    <w:t xml:space="preserve">16 qt =</w:t>
-                  </w:r>
-                  <w:r>
-                    <w:rPr>
-                      <w:rFonts w:ascii="Avenir Next" w:hAnsi="Avenir Next" w:cs="Avenir Next" w:eastAsia="Avenir Next"/>
-                      <w:color w:val="1A1A1A"/>
-                      <w:sz w:val="20"/>
-                      <w:szCs w:val="20"/>
-                    </w:rPr>
-                    <w:t xml:space="preserve">  </w:t>
-                  </w:r>
-                  <w:r>
-                    <w:rPr>
-                      <w:rFonts w:ascii="Avenir Next" w:hAnsi="Avenir Next" w:cs="Avenir Next" w:eastAsia="Avenir Next"/>
-                      <w:color w:val="1A1A1A"/>
-                      <w:sz w:val="20"/>
-                      <w:szCs w:val="20"/>
                       <w:u w:val="single"/>
                     </w:rPr>
                     <w:t xml:space="preserve">        </w:t>
@@ -309,7 +310,7 @@
                     <w:rPr>
                       <w:rFonts w:ascii="Avenir Next" w:hAnsi="Avenir Next" w:cs="Avenir Next" w:eastAsia="Avenir Next"/>
                       <w:color w:val="1A1A1A"/>
-                      <w:sz w:val="20"/>
+                      <w:sz w:val="22"/>
                       <w:szCs w:val="20"/>
                     </w:rPr>
                     <w:t xml:space="preserve"> gal</w:t>
@@ -383,25 +384,25 @@
                 <w:rFonts w:ascii="Avenir Next" w:hAnsi="Avenir Next" w:cs="Avenir Next" w:eastAsia="Avenir Next"/>
                 <w:b/>
                 <w:color w:val="1A1A1A"/>
+                <w:sz w:val="22"/>
+                <w:szCs w:val="20"/>
+              </w:rPr>
+              <w:t xml:space="preserve">2.</w:t>
+            </w:r>
+            <w:r>
+              <w:rPr>
+                <w:rFonts w:ascii="Avenir Next" w:hAnsi="Avenir Next" w:cs="Avenir Next" w:eastAsia="Avenir Next"/>
+                <w:color w:val="1A1A1A"/>
                 <w:sz w:val="20"/>
                 <w:szCs w:val="20"/>
               </w:rPr>
-              <w:t xml:space="preserve">2.</w:t>
-            </w:r>
-            <w:r>
-              <w:rPr>
-                <w:rFonts w:ascii="Avenir Next" w:hAnsi="Avenir Next" w:cs="Avenir Next" w:eastAsia="Avenir Next"/>
-                <w:color w:val="1A1A1A"/>
-                <w:sz w:val="20"/>
-                <w:szCs w:val="20"/>
-              </w:rPr>
               <w:tab/>
             </w:r>
             <w:r>
               <w:rPr>
                 <w:rFonts w:ascii="Avenir Next" w:hAnsi="Avenir Next" w:cs="Avenir Next" w:eastAsia="Avenir Next"/>
                 <w:color w:val="1A1A1A"/>
-                <w:sz w:val="20"/>
+                <w:sz w:val="22"/>
                 <w:szCs w:val="20"/>
               </w:rPr>
               <w:t xml:space="preserve">A weight plate weighs 2.5 pounds. How many ounces is that? (1 lb = 16 oz)</w:t>
@@ -478,25 +479,25 @@
                 <w:rFonts w:ascii="Avenir Next" w:hAnsi="Avenir Next" w:cs="Avenir Next" w:eastAsia="Avenir Next"/>
                 <w:b/>
                 <w:color w:val="1A1A1A"/>
+                <w:sz w:val="22"/>
+                <w:szCs w:val="18"/>
+              </w:rPr>
+              <w:t xml:space="preserve">Answer</w:t>
+            </w:r>
+            <w:r>
+              <w:rPr>
+                <w:rFonts w:ascii="Avenir Next" w:hAnsi="Avenir Next" w:cs="Avenir Next" w:eastAsia="Avenir Next"/>
+                <w:color w:val="1A1A1A"/>
                 <w:sz w:val="18"/>
                 <w:szCs w:val="18"/>
               </w:rPr>
-              <w:t xml:space="preserve">Answer</w:t>
-            </w:r>
-            <w:r>
-              <w:rPr>
-                <w:rFonts w:ascii="Avenir Next" w:hAnsi="Avenir Next" w:cs="Avenir Next" w:eastAsia="Avenir Next"/>
-                <w:color w:val="1A1A1A"/>
-                <w:sz w:val="18"/>
-                <w:szCs w:val="18"/>
-              </w:rPr>
               <w:tab/>
             </w:r>
             <w:r>
               <w:rPr>
                 <w:rFonts w:ascii="Avenir Next" w:hAnsi="Avenir Next" w:cs="Avenir Next" w:eastAsia="Avenir Next"/>
                 <w:color w:val="1A1A1A"/>
-                <w:sz w:val="18"/>
+                <w:sz w:val="22"/>
                 <w:szCs w:val="18"/>
               </w:rPr>
               <w:t xml:space="preserve">  oz</w:t>
@@ -562,25 +563,25 @@
                 <w:rFonts w:ascii="Avenir Next" w:hAnsi="Avenir Next" w:cs="Avenir Next" w:eastAsia="Avenir Next"/>
                 <w:b/>
                 <w:color w:val="1A1A1A"/>
+                <w:sz w:val="22"/>
+                <w:szCs w:val="20"/>
+              </w:rPr>
+              <w:t xml:space="preserve">3.</w:t>
+            </w:r>
+            <w:r>
+              <w:rPr>
+                <w:rFonts w:ascii="Avenir Next" w:hAnsi="Avenir Next" w:cs="Avenir Next" w:eastAsia="Avenir Next"/>
+                <w:color w:val="1A1A1A"/>
                 <w:sz w:val="20"/>
                 <w:szCs w:val="20"/>
               </w:rPr>
-              <w:t xml:space="preserve">3.</w:t>
-            </w:r>
-            <w:r>
-              <w:rPr>
-                <w:rFonts w:ascii="Avenir Next" w:hAnsi="Avenir Next" w:cs="Avenir Next" w:eastAsia="Avenir Next"/>
-                <w:color w:val="1A1A1A"/>
-                <w:sz w:val="20"/>
-                <w:szCs w:val="20"/>
-              </w:rPr>
               <w:tab/>
             </w:r>
             <w:r>
               <w:rPr>
                 <w:rFonts w:ascii="Avenir Next" w:hAnsi="Avenir Next" w:cs="Avenir Next" w:eastAsia="Avenir Next"/>
                 <w:color w:val="1A1A1A"/>
-                <w:sz w:val="20"/>
+                <w:sz w:val="22"/>
                 <w:szCs w:val="20"/>
               </w:rPr>
               <w:t xml:space="preserve">To change from a bigger unit to a smaller unit, you —</w:t>
@@ -636,25 +637,25 @@
                       <w:rFonts w:ascii="Avenir Next" w:hAnsi="Avenir Next" w:cs="Avenir Next" w:eastAsia="Avenir Next"/>
                       <w:b/>
                       <w:color w:val="003A70"/>
+                      <w:sz w:val="22"/>
+                      <w:szCs w:val="19"/>
+                    </w:rPr>
+                    <w:t xml:space="preserve">A</w:t>
+                  </w:r>
+                  <w:r>
+                    <w:rPr>
+                      <w:rFonts w:ascii="Avenir Next" w:hAnsi="Avenir Next" w:cs="Avenir Next" w:eastAsia="Avenir Next"/>
+                      <w:color w:val="1A1A1A"/>
                       <w:sz w:val="19"/>
                       <w:szCs w:val="19"/>
                     </w:rPr>
-                    <w:t xml:space="preserve">A</w:t>
-                  </w:r>
-                  <w:r>
-                    <w:rPr>
-                      <w:rFonts w:ascii="Avenir Next" w:hAnsi="Avenir Next" w:cs="Avenir Next" w:eastAsia="Avenir Next"/>
-                      <w:color w:val="1A1A1A"/>
-                      <w:sz w:val="19"/>
-                      <w:szCs w:val="19"/>
-                    </w:rPr>
                     <w:tab/>
                   </w:r>
                   <w:r>
                     <w:rPr>
                       <w:rFonts w:ascii="Avenir Next" w:hAnsi="Avenir Next" w:cs="Avenir Next" w:eastAsia="Avenir Next"/>
                       <w:color w:val="1A1A1A"/>
-                      <w:sz w:val="19"/>
+                      <w:sz w:val="22"/>
                       <w:szCs w:val="19"/>
                     </w:rPr>
                     <w:t xml:space="preserve">multiply</w:t>
@@ -679,25 +680,25 @@
                       <w:rFonts w:ascii="Avenir Next" w:hAnsi="Avenir Next" w:cs="Avenir Next" w:eastAsia="Avenir Next"/>
                       <w:b/>
                       <w:color w:val="003A70"/>
+                      <w:sz w:val="22"/>
+                      <w:szCs w:val="19"/>
+                    </w:rPr>
+                    <w:t xml:space="preserve">B</w:t>
+                  </w:r>
+                  <w:r>
+                    <w:rPr>
+                      <w:rFonts w:ascii="Avenir Next" w:hAnsi="Avenir Next" w:cs="Avenir Next" w:eastAsia="Avenir Next"/>
+                      <w:color w:val="1A1A1A"/>
                       <w:sz w:val="19"/>
                       <w:szCs w:val="19"/>
                     </w:rPr>
-                    <w:t xml:space="preserve">B</w:t>
-                  </w:r>
-                  <w:r>
-                    <w:rPr>
-                      <w:rFonts w:ascii="Avenir Next" w:hAnsi="Avenir Next" w:cs="Avenir Next" w:eastAsia="Avenir Next"/>
-                      <w:color w:val="1A1A1A"/>
-                      <w:sz w:val="19"/>
-                      <w:szCs w:val="19"/>
-                    </w:rPr>
                     <w:tab/>
                   </w:r>
                   <w:r>
                     <w:rPr>
                       <w:rFonts w:ascii="Avenir Next" w:hAnsi="Avenir Next" w:cs="Avenir Next" w:eastAsia="Avenir Next"/>
                       <w:color w:val="1A1A1A"/>
-                      <w:sz w:val="19"/>
+                      <w:sz w:val="22"/>
                       <w:szCs w:val="19"/>
                     </w:rPr>
                     <w:t xml:space="preserve">divide</w:t>
@@ -722,25 +723,25 @@
                       <w:rFonts w:ascii="Avenir Next" w:hAnsi="Avenir Next" w:cs="Avenir Next" w:eastAsia="Avenir Next"/>
                       <w:b/>
                       <w:color w:val="003A70"/>
+                      <w:sz w:val="22"/>
+                      <w:szCs w:val="19"/>
+                    </w:rPr>
+                    <w:t xml:space="preserve">C</w:t>
+                  </w:r>
+                  <w:r>
+                    <w:rPr>
+                      <w:rFonts w:ascii="Avenir Next" w:hAnsi="Avenir Next" w:cs="Avenir Next" w:eastAsia="Avenir Next"/>
+                      <w:color w:val="1A1A1A"/>
                       <w:sz w:val="19"/>
                       <w:szCs w:val="19"/>
                     </w:rPr>
-                    <w:t xml:space="preserve">C</w:t>
-                  </w:r>
-                  <w:r>
-                    <w:rPr>
-                      <w:rFonts w:ascii="Avenir Next" w:hAnsi="Avenir Next" w:cs="Avenir Next" w:eastAsia="Avenir Next"/>
-                      <w:color w:val="1A1A1A"/>
-                      <w:sz w:val="19"/>
-                      <w:szCs w:val="19"/>
-                    </w:rPr>
                     <w:tab/>
                   </w:r>
                   <w:r>
                     <w:rPr>
                       <w:rFonts w:ascii="Avenir Next" w:hAnsi="Avenir Next" w:cs="Avenir Next" w:eastAsia="Avenir Next"/>
                       <w:color w:val="1A1A1A"/>
-                      <w:sz w:val="19"/>
+                      <w:sz w:val="22"/>
                       <w:szCs w:val="19"/>
                     </w:rPr>
                     <w:t xml:space="preserve">add</w:t>
@@ -765,25 +766,25 @@
                       <w:rFonts w:ascii="Avenir Next" w:hAnsi="Avenir Next" w:cs="Avenir Next" w:eastAsia="Avenir Next"/>
                       <w:b/>
                       <w:color w:val="003A70"/>
+                      <w:sz w:val="22"/>
+                      <w:szCs w:val="19"/>
+                    </w:rPr>
+                    <w:t xml:space="preserve">D</w:t>
+                  </w:r>
+                  <w:r>
+                    <w:rPr>
+                      <w:rFonts w:ascii="Avenir Next" w:hAnsi="Avenir Next" w:cs="Avenir Next" w:eastAsia="Avenir Next"/>
+                      <w:color w:val="1A1A1A"/>
                       <w:sz w:val="19"/>
                       <w:szCs w:val="19"/>
                     </w:rPr>
-                    <w:t xml:space="preserve">D</w:t>
-                  </w:r>
-                  <w:r>
-                    <w:rPr>
-                      <w:rFonts w:ascii="Avenir Next" w:hAnsi="Avenir Next" w:cs="Avenir Next" w:eastAsia="Avenir Next"/>
-                      <w:color w:val="1A1A1A"/>
-                      <w:sz w:val="19"/>
-                      <w:szCs w:val="19"/>
-                    </w:rPr>
                     <w:tab/>
                   </w:r>
                   <w:r>
                     <w:rPr>
                       <w:rFonts w:ascii="Avenir Next" w:hAnsi="Avenir Next" w:cs="Avenir Next" w:eastAsia="Avenir Next"/>
                       <w:color w:val="1A1A1A"/>
-                      <w:sz w:val="19"/>
+                      <w:sz w:val="22"/>
                       <w:szCs w:val="19"/>
                     </w:rPr>
                     <w:t xml:space="preserve">subtract</w:t>
@@ -833,7 +834,7 @@
         <w:rPr>
           <w:rFonts w:ascii="Avenir Next" w:hAnsi="Avenir Next" w:cs="Avenir Next" w:eastAsia="Avenir Next"/>
           <w:color w:val="1A1A1A"/>
-          <w:sz w:val="17"/>
+          <w:sz w:val="22"/>
           <w:szCs w:val="17"/>
         </w:rPr>
         <w:t xml:space="preserve">  I got it</w:t>
@@ -851,7 +852,7 @@
         <w:rPr>
           <w:rFonts w:ascii="Avenir Next" w:hAnsi="Avenir Next" w:cs="Avenir Next" w:eastAsia="Avenir Next"/>
           <w:color w:val="1A1A1A"/>
-          <w:sz w:val="17"/>
+          <w:sz w:val="22"/>
           <w:szCs w:val="17"/>
         </w:rPr>
         <w:t xml:space="preserve">  Almost</w:t>
@@ -869,7 +870,7 @@
         <w:rPr>
           <w:rFonts w:ascii="Avenir Next" w:hAnsi="Avenir Next" w:cs="Avenir Next" w:eastAsia="Avenir Next"/>
           <w:color w:val="1A1A1A"/>
-          <w:sz w:val="17"/>
+          <w:sz w:val="22"/>
           <w:szCs w:val="17"/>
         </w:rPr>
         <w:t xml:space="preserve">  I need help</w:t>
@@ -926,7 +927,7 @@
         <w:rPr>
           <w:rFonts w:ascii="Avenir Next" w:hAnsi="Avenir Next" w:cs="Avenir Next" w:eastAsia="Avenir Next"/>
           <w:color w:val="1A1A1A"/>
-          <w:sz w:val="18"/>
+          <w:sz w:val="22"/>
           <w:szCs w:val="18"/>
         </w:rPr>
         <w:t xml:space="preserve">Name</w:t>
@@ -1011,25 +1012,25 @@
                 <w:rFonts w:ascii="Avenir Next" w:hAnsi="Avenir Next" w:cs="Avenir Next" w:eastAsia="Avenir Next"/>
                 <w:b/>
                 <w:color w:val="1A1A1A"/>
+                <w:sz w:val="22"/>
+                <w:szCs w:val="20"/>
+              </w:rPr>
+              <w:t xml:space="preserve">1.</w:t>
+            </w:r>
+            <w:r>
+              <w:rPr>
+                <w:rFonts w:ascii="Avenir Next" w:hAnsi="Avenir Next" w:cs="Avenir Next" w:eastAsia="Avenir Next"/>
+                <w:color w:val="1A1A1A"/>
                 <w:sz w:val="20"/>
                 <w:szCs w:val="20"/>
               </w:rPr>
-              <w:t xml:space="preserve">1.</w:t>
-            </w:r>
-            <w:r>
-              <w:rPr>
-                <w:rFonts w:ascii="Avenir Next" w:hAnsi="Avenir Next" w:cs="Avenir Next" w:eastAsia="Avenir Next"/>
-                <w:color w:val="1A1A1A"/>
-                <w:sz w:val="20"/>
-                <w:szCs w:val="20"/>
-              </w:rPr>
               <w:tab/>
             </w:r>
             <w:r>
               <w:rPr>
                 <w:rFonts w:ascii="Avenir Next" w:hAnsi="Avenir Next" w:cs="Avenir Next" w:eastAsia="Avenir Next"/>
                 <w:color w:val="1A1A1A"/>
-                <w:sz w:val="20"/>
+                <w:sz w:val="22"/>
                 <w:szCs w:val="20"/>
               </w:rPr>
               <w:t xml:space="preserve">Convert each measure.</w:t>
@@ -1084,10 +1085,28 @@
                       <w:rFonts w:ascii="Avenir Next" w:hAnsi="Avenir Next" w:cs="Avenir Next" w:eastAsia="Avenir Next"/>
                       <w:b/>
                       <w:color w:val="003A70"/>
+                      <w:sz w:val="22"/>
+                      <w:szCs w:val="20"/>
+                    </w:rPr>
+                    <w:t xml:space="preserve">a.</w:t>
+                  </w:r>
+                  <w:r>
+                    <w:rPr>
+                      <w:rFonts w:ascii="Avenir Next" w:hAnsi="Avenir Next" w:cs="Avenir Next" w:eastAsia="Avenir Next"/>
+                      <w:color w:val="1A1A1A"/>
                       <w:sz w:val="20"/>
                       <w:szCs w:val="20"/>
                     </w:rPr>
-                    <w:t xml:space="preserve">a.</w:t>
+                    <w:tab/>
+                  </w:r>
+                  <w:r>
+                    <w:rPr>
+                      <w:rFonts w:ascii="Avenir Next" w:hAnsi="Avenir Next" w:cs="Avenir Next" w:eastAsia="Avenir Next"/>
+                      <w:color w:val="1A1A1A"/>
+                      <w:sz w:val="22"/>
+                      <w:szCs w:val="20"/>
+                    </w:rPr>
+                    <w:t xml:space="preserve">6 ft =</w:t>
                   </w:r>
                   <w:r>
                     <w:rPr>
@@ -1096,7 +1115,7 @@
                       <w:sz w:val="20"/>
                       <w:szCs w:val="20"/>
                     </w:rPr>
-                    <w:tab/>
+                    <w:t xml:space="preserve">  </w:t>
                   </w:r>
                   <w:r>
                     <w:rPr>
@@ -1104,24 +1123,6 @@
                       <w:color w:val="1A1A1A"/>
                       <w:sz w:val="20"/>
                       <w:szCs w:val="20"/>
-                    </w:rPr>
-                    <w:t xml:space="preserve">6 ft =</w:t>
-                  </w:r>
-                  <w:r>
-                    <w:rPr>
-                      <w:rFonts w:ascii="Avenir Next" w:hAnsi="Avenir Next" w:cs="Avenir Next" w:eastAsia="Avenir Next"/>
-                      <w:color w:val="1A1A1A"/>
-                      <w:sz w:val="20"/>
-                      <w:szCs w:val="20"/>
-                    </w:rPr>
-                    <w:t xml:space="preserve">  </w:t>
-                  </w:r>
-                  <w:r>
-                    <w:rPr>
-                      <w:rFonts w:ascii="Avenir Next" w:hAnsi="Avenir Next" w:cs="Avenir Next" w:eastAsia="Avenir Next"/>
-                      <w:color w:val="1A1A1A"/>
-                      <w:sz w:val="20"/>
-                      <w:szCs w:val="20"/>
                       <w:u w:val="single"/>
                     </w:rPr>
                     <w:t xml:space="preserve">        </w:t>
@@ -1130,7 +1131,7 @@
                     <w:rPr>
                       <w:rFonts w:ascii="Avenir Next" w:hAnsi="Avenir Next" w:cs="Avenir Next" w:eastAsia="Avenir Next"/>
                       <w:color w:val="1A1A1A"/>
-                      <w:sz w:val="20"/>
+                      <w:sz w:val="22"/>
                       <w:szCs w:val="20"/>
                     </w:rPr>
                     <w:t xml:space="preserve"> in</w:t>
@@ -1155,10 +1156,28 @@
                       <w:rFonts w:ascii="Avenir Next" w:hAnsi="Avenir Next" w:cs="Avenir Next" w:eastAsia="Avenir Next"/>
                       <w:b/>
                       <w:color w:val="003A70"/>
+                      <w:sz w:val="22"/>
+                      <w:szCs w:val="20"/>
+                    </w:rPr>
+                    <w:t xml:space="preserve">b.</w:t>
+                  </w:r>
+                  <w:r>
+                    <w:rPr>
+                      <w:rFonts w:ascii="Avenir Next" w:hAnsi="Avenir Next" w:cs="Avenir Next" w:eastAsia="Avenir Next"/>
+                      <w:color w:val="1A1A1A"/>
                       <w:sz w:val="20"/>
                       <w:szCs w:val="20"/>
                     </w:rPr>
-                    <w:t xml:space="preserve">b.</w:t>
+                    <w:tab/>
+                  </w:r>
+                  <w:r>
+                    <w:rPr>
+                      <w:rFonts w:ascii="Avenir Next" w:hAnsi="Avenir Next" w:cs="Avenir Next" w:eastAsia="Avenir Next"/>
+                      <w:color w:val="1A1A1A"/>
+                      <w:sz w:val="22"/>
+                      <w:szCs w:val="20"/>
+                    </w:rPr>
+                    <w:t xml:space="preserve">16 qt =</w:t>
                   </w:r>
                   <w:r>
                     <w:rPr>
@@ -1167,7 +1186,7 @@
                       <w:sz w:val="20"/>
                       <w:szCs w:val="20"/>
                     </w:rPr>
-                    <w:tab/>
+                    <w:t xml:space="preserve">  </w:t>
                   </w:r>
                   <w:r>
                     <w:rPr>
@@ -1175,24 +1194,6 @@
                       <w:color w:val="1A1A1A"/>
                       <w:sz w:val="20"/>
                       <w:szCs w:val="20"/>
-                    </w:rPr>
-                    <w:t xml:space="preserve">16 qt =</w:t>
-                  </w:r>
-                  <w:r>
-                    <w:rPr>
-                      <w:rFonts w:ascii="Avenir Next" w:hAnsi="Avenir Next" w:cs="Avenir Next" w:eastAsia="Avenir Next"/>
-                      <w:color w:val="1A1A1A"/>
-                      <w:sz w:val="20"/>
-                      <w:szCs w:val="20"/>
-                    </w:rPr>
-                    <w:t xml:space="preserve">  </w:t>
-                  </w:r>
-                  <w:r>
-                    <w:rPr>
-                      <w:rFonts w:ascii="Avenir Next" w:hAnsi="Avenir Next" w:cs="Avenir Next" w:eastAsia="Avenir Next"/>
-                      <w:color w:val="1A1A1A"/>
-                      <w:sz w:val="20"/>
-                      <w:szCs w:val="20"/>
                       <w:u w:val="single"/>
                     </w:rPr>
                     <w:t xml:space="preserve">        </w:t>
@@ -1201,7 +1202,7 @@
                     <w:rPr>
                       <w:rFonts w:ascii="Avenir Next" w:hAnsi="Avenir Next" w:cs="Avenir Next" w:eastAsia="Avenir Next"/>
                       <w:color w:val="1A1A1A"/>
-                      <w:sz w:val="20"/>
+                      <w:sz w:val="22"/>
                       <w:szCs w:val="20"/>
                     </w:rPr>
                     <w:t xml:space="preserve"> gal</w:t>
@@ -1275,25 +1276,25 @@
                 <w:rFonts w:ascii="Avenir Next" w:hAnsi="Avenir Next" w:cs="Avenir Next" w:eastAsia="Avenir Next"/>
                 <w:b/>
                 <w:color w:val="1A1A1A"/>
+                <w:sz w:val="22"/>
+                <w:szCs w:val="20"/>
+              </w:rPr>
+              <w:t xml:space="preserve">2.</w:t>
+            </w:r>
+            <w:r>
+              <w:rPr>
+                <w:rFonts w:ascii="Avenir Next" w:hAnsi="Avenir Next" w:cs="Avenir Next" w:eastAsia="Avenir Next"/>
+                <w:color w:val="1A1A1A"/>
                 <w:sz w:val="20"/>
                 <w:szCs w:val="20"/>
               </w:rPr>
-              <w:t xml:space="preserve">2.</w:t>
-            </w:r>
-            <w:r>
-              <w:rPr>
-                <w:rFonts w:ascii="Avenir Next" w:hAnsi="Avenir Next" w:cs="Avenir Next" w:eastAsia="Avenir Next"/>
-                <w:color w:val="1A1A1A"/>
-                <w:sz w:val="20"/>
-                <w:szCs w:val="20"/>
-              </w:rPr>
               <w:tab/>
             </w:r>
             <w:r>
               <w:rPr>
                 <w:rFonts w:ascii="Avenir Next" w:hAnsi="Avenir Next" w:cs="Avenir Next" w:eastAsia="Avenir Next"/>
                 <w:color w:val="1A1A1A"/>
-                <w:sz w:val="20"/>
+                <w:sz w:val="22"/>
                 <w:szCs w:val="20"/>
               </w:rPr>
               <w:t xml:space="preserve">A weight plate weighs 2.5 pounds. How many ounces is that? (1 lb = 16 oz)</w:t>
@@ -1370,25 +1371,25 @@
                 <w:rFonts w:ascii="Avenir Next" w:hAnsi="Avenir Next" w:cs="Avenir Next" w:eastAsia="Avenir Next"/>
                 <w:b/>
                 <w:color w:val="1A1A1A"/>
+                <w:sz w:val="22"/>
+                <w:szCs w:val="18"/>
+              </w:rPr>
+              <w:t xml:space="preserve">Answer</w:t>
+            </w:r>
+            <w:r>
+              <w:rPr>
+                <w:rFonts w:ascii="Avenir Next" w:hAnsi="Avenir Next" w:cs="Avenir Next" w:eastAsia="Avenir Next"/>
+                <w:color w:val="1A1A1A"/>
                 <w:sz w:val="18"/>
                 <w:szCs w:val="18"/>
               </w:rPr>
-              <w:t xml:space="preserve">Answer</w:t>
-            </w:r>
-            <w:r>
-              <w:rPr>
-                <w:rFonts w:ascii="Avenir Next" w:hAnsi="Avenir Next" w:cs="Avenir Next" w:eastAsia="Avenir Next"/>
-                <w:color w:val="1A1A1A"/>
-                <w:sz w:val="18"/>
-                <w:szCs w:val="18"/>
-              </w:rPr>
               <w:tab/>
             </w:r>
             <w:r>
               <w:rPr>
                 <w:rFonts w:ascii="Avenir Next" w:hAnsi="Avenir Next" w:cs="Avenir Next" w:eastAsia="Avenir Next"/>
                 <w:color w:val="1A1A1A"/>
-                <w:sz w:val="18"/>
+                <w:sz w:val="22"/>
                 <w:szCs w:val="18"/>
               </w:rPr>
               <w:t xml:space="preserve">  oz</w:t>
@@ -1454,25 +1455,25 @@
                 <w:rFonts w:ascii="Avenir Next" w:hAnsi="Avenir Next" w:cs="Avenir Next" w:eastAsia="Avenir Next"/>
                 <w:b/>
                 <w:color w:val="1A1A1A"/>
+                <w:sz w:val="22"/>
+                <w:szCs w:val="20"/>
+              </w:rPr>
+              <w:t xml:space="preserve">3.</w:t>
+            </w:r>
+            <w:r>
+              <w:rPr>
+                <w:rFonts w:ascii="Avenir Next" w:hAnsi="Avenir Next" w:cs="Avenir Next" w:eastAsia="Avenir Next"/>
+                <w:color w:val="1A1A1A"/>
                 <w:sz w:val="20"/>
                 <w:szCs w:val="20"/>
               </w:rPr>
-              <w:t xml:space="preserve">3.</w:t>
-            </w:r>
-            <w:r>
-              <w:rPr>
-                <w:rFonts w:ascii="Avenir Next" w:hAnsi="Avenir Next" w:cs="Avenir Next" w:eastAsia="Avenir Next"/>
-                <w:color w:val="1A1A1A"/>
-                <w:sz w:val="20"/>
-                <w:szCs w:val="20"/>
-              </w:rPr>
               <w:tab/>
             </w:r>
             <w:r>
               <w:rPr>
                 <w:rFonts w:ascii="Avenir Next" w:hAnsi="Avenir Next" w:cs="Avenir Next" w:eastAsia="Avenir Next"/>
                 <w:color w:val="1A1A1A"/>
-                <w:sz w:val="20"/>
+                <w:sz w:val="22"/>
                 <w:szCs w:val="20"/>
               </w:rPr>
               <w:t xml:space="preserve">To change from a bigger unit to a smaller unit, you —</w:t>
@@ -1528,25 +1529,25 @@
                       <w:rFonts w:ascii="Avenir Next" w:hAnsi="Avenir Next" w:cs="Avenir Next" w:eastAsia="Avenir Next"/>
                       <w:b/>
                       <w:color w:val="003A70"/>
+                      <w:sz w:val="22"/>
+                      <w:szCs w:val="19"/>
+                    </w:rPr>
+                    <w:t xml:space="preserve">A</w:t>
+                  </w:r>
+                  <w:r>
+                    <w:rPr>
+                      <w:rFonts w:ascii="Avenir Next" w:hAnsi="Avenir Next" w:cs="Avenir Next" w:eastAsia="Avenir Next"/>
+                      <w:color w:val="1A1A1A"/>
                       <w:sz w:val="19"/>
                       <w:szCs w:val="19"/>
                     </w:rPr>
-                    <w:t xml:space="preserve">A</w:t>
-                  </w:r>
-                  <w:r>
-                    <w:rPr>
-                      <w:rFonts w:ascii="Avenir Next" w:hAnsi="Avenir Next" w:cs="Avenir Next" w:eastAsia="Avenir Next"/>
-                      <w:color w:val="1A1A1A"/>
-                      <w:sz w:val="19"/>
-                      <w:szCs w:val="19"/>
-                    </w:rPr>
                     <w:tab/>
                   </w:r>
                   <w:r>
                     <w:rPr>
                       <w:rFonts w:ascii="Avenir Next" w:hAnsi="Avenir Next" w:cs="Avenir Next" w:eastAsia="Avenir Next"/>
                       <w:color w:val="1A1A1A"/>
-                      <w:sz w:val="19"/>
+                      <w:sz w:val="22"/>
                       <w:szCs w:val="19"/>
                     </w:rPr>
                     <w:t xml:space="preserve">multiply</w:t>
@@ -1571,25 +1572,25 @@
                       <w:rFonts w:ascii="Avenir Next" w:hAnsi="Avenir Next" w:cs="Avenir Next" w:eastAsia="Avenir Next"/>
                       <w:b/>
                       <w:color w:val="003A70"/>
+                      <w:sz w:val="22"/>
+                      <w:szCs w:val="19"/>
+                    </w:rPr>
+                    <w:t xml:space="preserve">B</w:t>
+                  </w:r>
+                  <w:r>
+                    <w:rPr>
+                      <w:rFonts w:ascii="Avenir Next" w:hAnsi="Avenir Next" w:cs="Avenir Next" w:eastAsia="Avenir Next"/>
+                      <w:color w:val="1A1A1A"/>
                       <w:sz w:val="19"/>
                       <w:szCs w:val="19"/>
                     </w:rPr>
-                    <w:t xml:space="preserve">B</w:t>
-                  </w:r>
-                  <w:r>
-                    <w:rPr>
-                      <w:rFonts w:ascii="Avenir Next" w:hAnsi="Avenir Next" w:cs="Avenir Next" w:eastAsia="Avenir Next"/>
-                      <w:color w:val="1A1A1A"/>
-                      <w:sz w:val="19"/>
-                      <w:szCs w:val="19"/>
-                    </w:rPr>
                     <w:tab/>
                   </w:r>
                   <w:r>
                     <w:rPr>
                       <w:rFonts w:ascii="Avenir Next" w:hAnsi="Avenir Next" w:cs="Avenir Next" w:eastAsia="Avenir Next"/>
                       <w:color w:val="1A1A1A"/>
-                      <w:sz w:val="19"/>
+                      <w:sz w:val="22"/>
                       <w:szCs w:val="19"/>
                     </w:rPr>
                     <w:t xml:space="preserve">divide</w:t>
@@ -1614,25 +1615,25 @@
                       <w:rFonts w:ascii="Avenir Next" w:hAnsi="Avenir Next" w:cs="Avenir Next" w:eastAsia="Avenir Next"/>
                       <w:b/>
                       <w:color w:val="003A70"/>
+                      <w:sz w:val="22"/>
+                      <w:szCs w:val="19"/>
+                    </w:rPr>
+                    <w:t xml:space="preserve">C</w:t>
+                  </w:r>
+                  <w:r>
+                    <w:rPr>
+                      <w:rFonts w:ascii="Avenir Next" w:hAnsi="Avenir Next" w:cs="Avenir Next" w:eastAsia="Avenir Next"/>
+                      <w:color w:val="1A1A1A"/>
                       <w:sz w:val="19"/>
                       <w:szCs w:val="19"/>
                     </w:rPr>
-                    <w:t xml:space="preserve">C</w:t>
-                  </w:r>
-                  <w:r>
-                    <w:rPr>
-                      <w:rFonts w:ascii="Avenir Next" w:hAnsi="Avenir Next" w:cs="Avenir Next" w:eastAsia="Avenir Next"/>
-                      <w:color w:val="1A1A1A"/>
-                      <w:sz w:val="19"/>
-                      <w:szCs w:val="19"/>
-                    </w:rPr>
                     <w:tab/>
                   </w:r>
                   <w:r>
                     <w:rPr>
                       <w:rFonts w:ascii="Avenir Next" w:hAnsi="Avenir Next" w:cs="Avenir Next" w:eastAsia="Avenir Next"/>
                       <w:color w:val="1A1A1A"/>
-                      <w:sz w:val="19"/>
+                      <w:sz w:val="22"/>
                       <w:szCs w:val="19"/>
                     </w:rPr>
                     <w:t xml:space="preserve">add</w:t>
@@ -1657,25 +1658,25 @@
                       <w:rFonts w:ascii="Avenir Next" w:hAnsi="Avenir Next" w:cs="Avenir Next" w:eastAsia="Avenir Next"/>
                       <w:b/>
                       <w:color w:val="003A70"/>
+                      <w:sz w:val="22"/>
+                      <w:szCs w:val="19"/>
+                    </w:rPr>
+                    <w:t xml:space="preserve">D</w:t>
+                  </w:r>
+                  <w:r>
+                    <w:rPr>
+                      <w:rFonts w:ascii="Avenir Next" w:hAnsi="Avenir Next" w:cs="Avenir Next" w:eastAsia="Avenir Next"/>
+                      <w:color w:val="1A1A1A"/>
                       <w:sz w:val="19"/>
                       <w:szCs w:val="19"/>
                     </w:rPr>
-                    <w:t xml:space="preserve">D</w:t>
-                  </w:r>
-                  <w:r>
-                    <w:rPr>
-                      <w:rFonts w:ascii="Avenir Next" w:hAnsi="Avenir Next" w:cs="Avenir Next" w:eastAsia="Avenir Next"/>
-                      <w:color w:val="1A1A1A"/>
-                      <w:sz w:val="19"/>
-                      <w:szCs w:val="19"/>
-                    </w:rPr>
                     <w:tab/>
                   </w:r>
                   <w:r>
                     <w:rPr>
                       <w:rFonts w:ascii="Avenir Next" w:hAnsi="Avenir Next" w:cs="Avenir Next" w:eastAsia="Avenir Next"/>
                       <w:color w:val="1A1A1A"/>
-                      <w:sz w:val="19"/>
+                      <w:sz w:val="22"/>
                       <w:szCs w:val="19"/>
                     </w:rPr>
                     <w:t xml:space="preserve">subtract</w:t>
@@ -1725,7 +1726,7 @@
         <w:rPr>
           <w:rFonts w:ascii="Avenir Next" w:hAnsi="Avenir Next" w:cs="Avenir Next" w:eastAsia="Avenir Next"/>
           <w:color w:val="1A1A1A"/>
-          <w:sz w:val="17"/>
+          <w:sz w:val="22"/>
           <w:szCs w:val="17"/>
         </w:rPr>
         <w:t xml:space="preserve">  I got it</w:t>
@@ -1743,7 +1744,7 @@
         <w:rPr>
           <w:rFonts w:ascii="Avenir Next" w:hAnsi="Avenir Next" w:cs="Avenir Next" w:eastAsia="Avenir Next"/>
           <w:color w:val="1A1A1A"/>
-          <w:sz w:val="17"/>
+          <w:sz w:val="22"/>
           <w:szCs w:val="17"/>
         </w:rPr>
         <w:t xml:space="preserve">  Almost</w:t>
@@ -1761,7 +1762,7 @@
         <w:rPr>
           <w:rFonts w:ascii="Avenir Next" w:hAnsi="Avenir Next" w:cs="Avenir Next" w:eastAsia="Avenir Next"/>
           <w:color w:val="1A1A1A"/>
-          <w:sz w:val="17"/>
+          <w:sz w:val="22"/>
           <w:szCs w:val="17"/>
         </w:rPr>
         <w:t xml:space="preserve">  I need help</w:t>
@@ -1800,7 +1801,7 @@
         <w:rPr>
           <w:rFonts w:ascii="Avenir Next" w:hAnsi="Avenir Next" w:cs="Avenir Next" w:eastAsia="Avenir Next"/>
           <w:color w:val="1A1A1A"/>
-          <w:sz w:val="18"/>
+          <w:sz w:val="22"/>
           <w:szCs w:val="18"/>
         </w:rPr>
         <w:t xml:space="preserve">Name</w:t>
@@ -1885,25 +1886,25 @@
                 <w:rFonts w:ascii="Avenir Next" w:hAnsi="Avenir Next" w:cs="Avenir Next" w:eastAsia="Avenir Next"/>
                 <w:b/>
                 <w:color w:val="1A1A1A"/>
+                <w:sz w:val="22"/>
+                <w:szCs w:val="20"/>
+              </w:rPr>
+              <w:t xml:space="preserve">1.</w:t>
+            </w:r>
+            <w:r>
+              <w:rPr>
+                <w:rFonts w:ascii="Avenir Next" w:hAnsi="Avenir Next" w:cs="Avenir Next" w:eastAsia="Avenir Next"/>
+                <w:color w:val="1A1A1A"/>
                 <w:sz w:val="20"/>
                 <w:szCs w:val="20"/>
               </w:rPr>
-              <w:t xml:space="preserve">1.</w:t>
-            </w:r>
-            <w:r>
-              <w:rPr>
-                <w:rFonts w:ascii="Avenir Next" w:hAnsi="Avenir Next" w:cs="Avenir Next" w:eastAsia="Avenir Next"/>
-                <w:color w:val="1A1A1A"/>
-                <w:sz w:val="20"/>
-                <w:szCs w:val="20"/>
-              </w:rPr>
               <w:tab/>
             </w:r>
             <w:r>
               <w:rPr>
                 <w:rFonts w:ascii="Avenir Next" w:hAnsi="Avenir Next" w:cs="Avenir Next" w:eastAsia="Avenir Next"/>
                 <w:color w:val="1A1A1A"/>
-                <w:sz w:val="20"/>
+                <w:sz w:val="22"/>
                 <w:szCs w:val="20"/>
               </w:rPr>
               <w:t xml:space="preserve">Convert each measure.</w:t>
@@ -1958,10 +1959,28 @@
                       <w:rFonts w:ascii="Avenir Next" w:hAnsi="Avenir Next" w:cs="Avenir Next" w:eastAsia="Avenir Next"/>
                       <w:b/>
                       <w:color w:val="003A70"/>
+                      <w:sz w:val="22"/>
+                      <w:szCs w:val="20"/>
+                    </w:rPr>
+                    <w:t xml:space="preserve">a.</w:t>
+                  </w:r>
+                  <w:r>
+                    <w:rPr>
+                      <w:rFonts w:ascii="Avenir Next" w:hAnsi="Avenir Next" w:cs="Avenir Next" w:eastAsia="Avenir Next"/>
+                      <w:color w:val="1A1A1A"/>
                       <w:sz w:val="20"/>
                       <w:szCs w:val="20"/>
                     </w:rPr>
-                    <w:t xml:space="preserve">a.</w:t>
+                    <w:tab/>
+                  </w:r>
+                  <w:r>
+                    <w:rPr>
+                      <w:rFonts w:ascii="Avenir Next" w:hAnsi="Avenir Next" w:cs="Avenir Next" w:eastAsia="Avenir Next"/>
+                      <w:color w:val="1A1A1A"/>
+                      <w:sz w:val="22"/>
+                      <w:szCs w:val="20"/>
+                    </w:rPr>
+                    <w:t xml:space="preserve">6.5 km =</w:t>
                   </w:r>
                   <w:r>
                     <w:rPr>
@@ -1970,7 +1989,7 @@
                       <w:sz w:val="20"/>
                       <w:szCs w:val="20"/>
                     </w:rPr>
-                    <w:tab/>
+                    <w:t xml:space="preserve">  </w:t>
                   </w:r>
                   <w:r>
                     <w:rPr>
@@ -1978,24 +1997,6 @@
                       <w:color w:val="1A1A1A"/>
                       <w:sz w:val="20"/>
                       <w:szCs w:val="20"/>
-                    </w:rPr>
-                    <w:t xml:space="preserve">6.5 km =</w:t>
-                  </w:r>
-                  <w:r>
-                    <w:rPr>
-                      <w:rFonts w:ascii="Avenir Next" w:hAnsi="Avenir Next" w:cs="Avenir Next" w:eastAsia="Avenir Next"/>
-                      <w:color w:val="1A1A1A"/>
-                      <w:sz w:val="20"/>
-                      <w:szCs w:val="20"/>
-                    </w:rPr>
-                    <w:t xml:space="preserve">  </w:t>
-                  </w:r>
-                  <w:r>
-                    <w:rPr>
-                      <w:rFonts w:ascii="Avenir Next" w:hAnsi="Avenir Next" w:cs="Avenir Next" w:eastAsia="Avenir Next"/>
-                      <w:color w:val="1A1A1A"/>
-                      <w:sz w:val="20"/>
-                      <w:szCs w:val="20"/>
                       <w:u w:val="single"/>
                     </w:rPr>
                     <w:t xml:space="preserve">        </w:t>
@@ -2004,7 +2005,7 @@
                     <w:rPr>
                       <w:rFonts w:ascii="Avenir Next" w:hAnsi="Avenir Next" w:cs="Avenir Next" w:eastAsia="Avenir Next"/>
                       <w:color w:val="1A1A1A"/>
-                      <w:sz w:val="20"/>
+                      <w:sz w:val="22"/>
                       <w:szCs w:val="20"/>
                     </w:rPr>
                     <w:t xml:space="preserve"> m</w:t>
@@ -2029,10 +2030,28 @@
                       <w:rFonts w:ascii="Avenir Next" w:hAnsi="Avenir Next" w:cs="Avenir Next" w:eastAsia="Avenir Next"/>
                       <w:b/>
                       <w:color w:val="003A70"/>
+                      <w:sz w:val="22"/>
+                      <w:szCs w:val="20"/>
+                    </w:rPr>
+                    <w:t xml:space="preserve">b.</w:t>
+                  </w:r>
+                  <w:r>
+                    <w:rPr>
+                      <w:rFonts w:ascii="Avenir Next" w:hAnsi="Avenir Next" w:cs="Avenir Next" w:eastAsia="Avenir Next"/>
+                      <w:color w:val="1A1A1A"/>
                       <w:sz w:val="20"/>
                       <w:szCs w:val="20"/>
                     </w:rPr>
-                    <w:t xml:space="preserve">b.</w:t>
+                    <w:tab/>
+                  </w:r>
+                  <w:r>
+                    <w:rPr>
+                      <w:rFonts w:ascii="Avenir Next" w:hAnsi="Avenir Next" w:cs="Avenir Next" w:eastAsia="Avenir Next"/>
+                      <w:color w:val="1A1A1A"/>
+                      <w:sz w:val="22"/>
+                      <w:szCs w:val="20"/>
+                    </w:rPr>
+                    <w:t xml:space="preserve">80 cm =</w:t>
                   </w:r>
                   <w:r>
                     <w:rPr>
@@ -2041,7 +2060,7 @@
                       <w:sz w:val="20"/>
                       <w:szCs w:val="20"/>
                     </w:rPr>
-                    <w:tab/>
+                    <w:t xml:space="preserve">  </w:t>
                   </w:r>
                   <w:r>
                     <w:rPr>
@@ -2049,24 +2068,6 @@
                       <w:color w:val="1A1A1A"/>
                       <w:sz w:val="20"/>
                       <w:szCs w:val="20"/>
-                    </w:rPr>
-                    <w:t xml:space="preserve">80 cm =</w:t>
-                  </w:r>
-                  <w:r>
-                    <w:rPr>
-                      <w:rFonts w:ascii="Avenir Next" w:hAnsi="Avenir Next" w:cs="Avenir Next" w:eastAsia="Avenir Next"/>
-                      <w:color w:val="1A1A1A"/>
-                      <w:sz w:val="20"/>
-                      <w:szCs w:val="20"/>
-                    </w:rPr>
-                    <w:t xml:space="preserve">  </w:t>
-                  </w:r>
-                  <w:r>
-                    <w:rPr>
-                      <w:rFonts w:ascii="Avenir Next" w:hAnsi="Avenir Next" w:cs="Avenir Next" w:eastAsia="Avenir Next"/>
-                      <w:color w:val="1A1A1A"/>
-                      <w:sz w:val="20"/>
-                      <w:szCs w:val="20"/>
                       <w:u w:val="single"/>
                     </w:rPr>
                     <w:t xml:space="preserve">        </w:t>
@@ -2075,7 +2076,7 @@
                     <w:rPr>
                       <w:rFonts w:ascii="Avenir Next" w:hAnsi="Avenir Next" w:cs="Avenir Next" w:eastAsia="Avenir Next"/>
                       <w:color w:val="1A1A1A"/>
-                      <w:sz w:val="20"/>
+                      <w:sz w:val="22"/>
                       <w:szCs w:val="20"/>
                     </w:rPr>
                     <w:t xml:space="preserve"> m</w:t>
@@ -2149,25 +2150,25 @@
                 <w:rFonts w:ascii="Avenir Next" w:hAnsi="Avenir Next" w:cs="Avenir Next" w:eastAsia="Avenir Next"/>
                 <w:b/>
                 <w:color w:val="1A1A1A"/>
+                <w:sz w:val="22"/>
+                <w:szCs w:val="20"/>
+              </w:rPr>
+              <w:t xml:space="preserve">2.</w:t>
+            </w:r>
+            <w:r>
+              <w:rPr>
+                <w:rFonts w:ascii="Avenir Next" w:hAnsi="Avenir Next" w:cs="Avenir Next" w:eastAsia="Avenir Next"/>
+                <w:color w:val="1A1A1A"/>
                 <w:sz w:val="20"/>
                 <w:szCs w:val="20"/>
               </w:rPr>
-              <w:t xml:space="preserve">2.</w:t>
-            </w:r>
-            <w:r>
-              <w:rPr>
-                <w:rFonts w:ascii="Avenir Next" w:hAnsi="Avenir Next" w:cs="Avenir Next" w:eastAsia="Avenir Next"/>
-                <w:color w:val="1A1A1A"/>
-                <w:sz w:val="20"/>
-                <w:szCs w:val="20"/>
-              </w:rPr>
               <w:tab/>
             </w:r>
             <w:r>
               <w:rPr>
                 <w:rFonts w:ascii="Avenir Next" w:hAnsi="Avenir Next" w:cs="Avenir Next" w:eastAsia="Avenir Next"/>
                 <w:color w:val="1A1A1A"/>
-                <w:sz w:val="20"/>
+                <w:sz w:val="22"/>
                 <w:szCs w:val="20"/>
               </w:rPr>
               <w:t xml:space="preserve">A bottle holds 2 L of water. How many 250 mL cups can it fill? (1 L = 1,000 mL)</w:t>
@@ -2244,25 +2245,25 @@
                 <w:rFonts w:ascii="Avenir Next" w:hAnsi="Avenir Next" w:cs="Avenir Next" w:eastAsia="Avenir Next"/>
                 <w:b/>
                 <w:color w:val="1A1A1A"/>
+                <w:sz w:val="22"/>
+                <w:szCs w:val="18"/>
+              </w:rPr>
+              <w:t xml:space="preserve">Answer</w:t>
+            </w:r>
+            <w:r>
+              <w:rPr>
+                <w:rFonts w:ascii="Avenir Next" w:hAnsi="Avenir Next" w:cs="Avenir Next" w:eastAsia="Avenir Next"/>
+                <w:color w:val="1A1A1A"/>
                 <w:sz w:val="18"/>
                 <w:szCs w:val="18"/>
               </w:rPr>
-              <w:t xml:space="preserve">Answer</w:t>
-            </w:r>
-            <w:r>
-              <w:rPr>
-                <w:rFonts w:ascii="Avenir Next" w:hAnsi="Avenir Next" w:cs="Avenir Next" w:eastAsia="Avenir Next"/>
-                <w:color w:val="1A1A1A"/>
-                <w:sz w:val="18"/>
-                <w:szCs w:val="18"/>
-              </w:rPr>
               <w:tab/>
             </w:r>
             <w:r>
               <w:rPr>
                 <w:rFonts w:ascii="Avenir Next" w:hAnsi="Avenir Next" w:cs="Avenir Next" w:eastAsia="Avenir Next"/>
                 <w:color w:val="1A1A1A"/>
-                <w:sz w:val="18"/>
+                <w:sz w:val="22"/>
                 <w:szCs w:val="18"/>
               </w:rPr>
               <w:t xml:space="preserve">  cups</w:t>
@@ -2328,25 +2329,25 @@
                 <w:rFonts w:ascii="Avenir Next" w:hAnsi="Avenir Next" w:cs="Avenir Next" w:eastAsia="Avenir Next"/>
                 <w:b/>
                 <w:color w:val="1A1A1A"/>
+                <w:sz w:val="22"/>
+                <w:szCs w:val="20"/>
+              </w:rPr>
+              <w:t xml:space="preserve">3.</w:t>
+            </w:r>
+            <w:r>
+              <w:rPr>
+                <w:rFonts w:ascii="Avenir Next" w:hAnsi="Avenir Next" w:cs="Avenir Next" w:eastAsia="Avenir Next"/>
+                <w:color w:val="1A1A1A"/>
                 <w:sz w:val="20"/>
                 <w:szCs w:val="20"/>
               </w:rPr>
-              <w:t xml:space="preserve">3.</w:t>
-            </w:r>
-            <w:r>
-              <w:rPr>
-                <w:rFonts w:ascii="Avenir Next" w:hAnsi="Avenir Next" w:cs="Avenir Next" w:eastAsia="Avenir Next"/>
-                <w:color w:val="1A1A1A"/>
-                <w:sz w:val="20"/>
-                <w:szCs w:val="20"/>
-              </w:rPr>
               <w:tab/>
             </w:r>
             <w:r>
               <w:rPr>
                 <w:rFonts w:ascii="Avenir Next" w:hAnsi="Avenir Next" w:cs="Avenir Next" w:eastAsia="Avenir Next"/>
                 <w:color w:val="1A1A1A"/>
-                <w:sz w:val="20"/>
+                <w:sz w:val="22"/>
                 <w:szCs w:val="20"/>
               </w:rPr>
               <w:t xml:space="preserve">Which measure is the same as 0.4 kg?</w:t>
@@ -2402,25 +2403,25 @@
                       <w:rFonts w:ascii="Avenir Next" w:hAnsi="Avenir Next" w:cs="Avenir Next" w:eastAsia="Avenir Next"/>
                       <w:b/>
                       <w:color w:val="003A70"/>
+                      <w:sz w:val="22"/>
+                      <w:szCs w:val="19"/>
+                    </w:rPr>
+                    <w:t xml:space="preserve">A</w:t>
+                  </w:r>
+                  <w:r>
+                    <w:rPr>
+                      <w:rFonts w:ascii="Avenir Next" w:hAnsi="Avenir Next" w:cs="Avenir Next" w:eastAsia="Avenir Next"/>
+                      <w:color w:val="1A1A1A"/>
                       <w:sz w:val="19"/>
                       <w:szCs w:val="19"/>
                     </w:rPr>
-                    <w:t xml:space="preserve">A</w:t>
-                  </w:r>
-                  <w:r>
-                    <w:rPr>
-                      <w:rFonts w:ascii="Avenir Next" w:hAnsi="Avenir Next" w:cs="Avenir Next" w:eastAsia="Avenir Next"/>
-                      <w:color w:val="1A1A1A"/>
-                      <w:sz w:val="19"/>
-                      <w:szCs w:val="19"/>
-                    </w:rPr>
                     <w:tab/>
                   </w:r>
                   <w:r>
                     <w:rPr>
                       <w:rFonts w:ascii="Avenir Next" w:hAnsi="Avenir Next" w:cs="Avenir Next" w:eastAsia="Avenir Next"/>
                       <w:color w:val="1A1A1A"/>
-                      <w:sz w:val="19"/>
+                      <w:sz w:val="22"/>
                       <w:szCs w:val="19"/>
                     </w:rPr>
                     <w:t xml:space="preserve">4 g</w:t>
@@ -2445,25 +2446,25 @@
                       <w:rFonts w:ascii="Avenir Next" w:hAnsi="Avenir Next" w:cs="Avenir Next" w:eastAsia="Avenir Next"/>
                       <w:b/>
                       <w:color w:val="003A70"/>
+                      <w:sz w:val="22"/>
+                      <w:szCs w:val="19"/>
+                    </w:rPr>
+                    <w:t xml:space="preserve">B</w:t>
+                  </w:r>
+                  <w:r>
+                    <w:rPr>
+                      <w:rFonts w:ascii="Avenir Next" w:hAnsi="Avenir Next" w:cs="Avenir Next" w:eastAsia="Avenir Next"/>
+                      <w:color w:val="1A1A1A"/>
                       <w:sz w:val="19"/>
                       <w:szCs w:val="19"/>
                     </w:rPr>
-                    <w:t xml:space="preserve">B</w:t>
-                  </w:r>
-                  <w:r>
-                    <w:rPr>
-                      <w:rFonts w:ascii="Avenir Next" w:hAnsi="Avenir Next" w:cs="Avenir Next" w:eastAsia="Avenir Next"/>
-                      <w:color w:val="1A1A1A"/>
-                      <w:sz w:val="19"/>
-                      <w:szCs w:val="19"/>
-                    </w:rPr>
                     <w:tab/>
                   </w:r>
                   <w:r>
                     <w:rPr>
                       <w:rFonts w:ascii="Avenir Next" w:hAnsi="Avenir Next" w:cs="Avenir Next" w:eastAsia="Avenir Next"/>
                       <w:color w:val="1A1A1A"/>
-                      <w:sz w:val="19"/>
+                      <w:sz w:val="22"/>
                       <w:szCs w:val="19"/>
                     </w:rPr>
                     <w:t xml:space="preserve">40 g</w:t>
@@ -2488,25 +2489,25 @@
                       <w:rFonts w:ascii="Avenir Next" w:hAnsi="Avenir Next" w:cs="Avenir Next" w:eastAsia="Avenir Next"/>
                       <w:b/>
                       <w:color w:val="003A70"/>
+                      <w:sz w:val="22"/>
+                      <w:szCs w:val="19"/>
+                    </w:rPr>
+                    <w:t xml:space="preserve">C</w:t>
+                  </w:r>
+                  <w:r>
+                    <w:rPr>
+                      <w:rFonts w:ascii="Avenir Next" w:hAnsi="Avenir Next" w:cs="Avenir Next" w:eastAsia="Avenir Next"/>
+                      <w:color w:val="1A1A1A"/>
                       <w:sz w:val="19"/>
                       <w:szCs w:val="19"/>
                     </w:rPr>
-                    <w:t xml:space="preserve">C</w:t>
-                  </w:r>
-                  <w:r>
-                    <w:rPr>
-                      <w:rFonts w:ascii="Avenir Next" w:hAnsi="Avenir Next" w:cs="Avenir Next" w:eastAsia="Avenir Next"/>
-                      <w:color w:val="1A1A1A"/>
-                      <w:sz w:val="19"/>
-                      <w:szCs w:val="19"/>
-                    </w:rPr>
                     <w:tab/>
                   </w:r>
                   <w:r>
                     <w:rPr>
                       <w:rFonts w:ascii="Avenir Next" w:hAnsi="Avenir Next" w:cs="Avenir Next" w:eastAsia="Avenir Next"/>
                       <w:color w:val="1A1A1A"/>
-                      <w:sz w:val="19"/>
+                      <w:sz w:val="22"/>
                       <w:szCs w:val="19"/>
                     </w:rPr>
                     <w:t xml:space="preserve">400 g</w:t>
@@ -2531,25 +2532,25 @@
                       <w:rFonts w:ascii="Avenir Next" w:hAnsi="Avenir Next" w:cs="Avenir Next" w:eastAsia="Avenir Next"/>
                       <w:b/>
                       <w:color w:val="003A70"/>
+                      <w:sz w:val="22"/>
+                      <w:szCs w:val="19"/>
+                    </w:rPr>
+                    <w:t xml:space="preserve">D</w:t>
+                  </w:r>
+                  <w:r>
+                    <w:rPr>
+                      <w:rFonts w:ascii="Avenir Next" w:hAnsi="Avenir Next" w:cs="Avenir Next" w:eastAsia="Avenir Next"/>
+                      <w:color w:val="1A1A1A"/>
                       <w:sz w:val="19"/>
                       <w:szCs w:val="19"/>
                     </w:rPr>
-                    <w:t xml:space="preserve">D</w:t>
-                  </w:r>
-                  <w:r>
-                    <w:rPr>
-                      <w:rFonts w:ascii="Avenir Next" w:hAnsi="Avenir Next" w:cs="Avenir Next" w:eastAsia="Avenir Next"/>
-                      <w:color w:val="1A1A1A"/>
-                      <w:sz w:val="19"/>
-                      <w:szCs w:val="19"/>
-                    </w:rPr>
                     <w:tab/>
                   </w:r>
                   <w:r>
                     <w:rPr>
                       <w:rFonts w:ascii="Avenir Next" w:hAnsi="Avenir Next" w:cs="Avenir Next" w:eastAsia="Avenir Next"/>
                       <w:color w:val="1A1A1A"/>
-                      <w:sz w:val="19"/>
+                      <w:sz w:val="22"/>
                       <w:szCs w:val="19"/>
                     </w:rPr>
                     <w:t xml:space="preserve">4,000 g</w:t>
@@ -2599,7 +2600,7 @@
         <w:rPr>
           <w:rFonts w:ascii="Avenir Next" w:hAnsi="Avenir Next" w:cs="Avenir Next" w:eastAsia="Avenir Next"/>
           <w:color w:val="1A1A1A"/>
-          <w:sz w:val="17"/>
+          <w:sz w:val="22"/>
           <w:szCs w:val="17"/>
         </w:rPr>
         <w:t xml:space="preserve">  I got it</w:t>
@@ -2617,7 +2618,7 @@
         <w:rPr>
           <w:rFonts w:ascii="Avenir Next" w:hAnsi="Avenir Next" w:cs="Avenir Next" w:eastAsia="Avenir Next"/>
           <w:color w:val="1A1A1A"/>
-          <w:sz w:val="17"/>
+          <w:sz w:val="22"/>
           <w:szCs w:val="17"/>
         </w:rPr>
         <w:t xml:space="preserve">  Almost</w:t>
@@ -2635,7 +2636,7 @@
         <w:rPr>
           <w:rFonts w:ascii="Avenir Next" w:hAnsi="Avenir Next" w:cs="Avenir Next" w:eastAsia="Avenir Next"/>
           <w:color w:val="1A1A1A"/>
-          <w:sz w:val="17"/>
+          <w:sz w:val="22"/>
           <w:szCs w:val="17"/>
         </w:rPr>
         <w:t xml:space="preserve">  I need help</w:t>
@@ -2692,7 +2693,7 @@
         <w:rPr>
           <w:rFonts w:ascii="Avenir Next" w:hAnsi="Avenir Next" w:cs="Avenir Next" w:eastAsia="Avenir Next"/>
           <w:color w:val="1A1A1A"/>
-          <w:sz w:val="18"/>
+          <w:sz w:val="22"/>
           <w:szCs w:val="18"/>
         </w:rPr>
         <w:t xml:space="preserve">Name</w:t>
@@ -2777,25 +2778,25 @@
                 <w:rFonts w:ascii="Avenir Next" w:hAnsi="Avenir Next" w:cs="Avenir Next" w:eastAsia="Avenir Next"/>
                 <w:b/>
                 <w:color w:val="1A1A1A"/>
+                <w:sz w:val="22"/>
+                <w:szCs w:val="20"/>
+              </w:rPr>
+              <w:t xml:space="preserve">1.</w:t>
+            </w:r>
+            <w:r>
+              <w:rPr>
+                <w:rFonts w:ascii="Avenir Next" w:hAnsi="Avenir Next" w:cs="Avenir Next" w:eastAsia="Avenir Next"/>
+                <w:color w:val="1A1A1A"/>
                 <w:sz w:val="20"/>
                 <w:szCs w:val="20"/>
               </w:rPr>
-              <w:t xml:space="preserve">1.</w:t>
-            </w:r>
-            <w:r>
-              <w:rPr>
-                <w:rFonts w:ascii="Avenir Next" w:hAnsi="Avenir Next" w:cs="Avenir Next" w:eastAsia="Avenir Next"/>
-                <w:color w:val="1A1A1A"/>
-                <w:sz w:val="20"/>
-                <w:szCs w:val="20"/>
-              </w:rPr>
               <w:tab/>
             </w:r>
             <w:r>
               <w:rPr>
                 <w:rFonts w:ascii="Avenir Next" w:hAnsi="Avenir Next" w:cs="Avenir Next" w:eastAsia="Avenir Next"/>
                 <w:color w:val="1A1A1A"/>
-                <w:sz w:val="20"/>
+                <w:sz w:val="22"/>
                 <w:szCs w:val="20"/>
               </w:rPr>
               <w:t xml:space="preserve">Convert each measure.</w:t>
@@ -2850,10 +2851,28 @@
                       <w:rFonts w:ascii="Avenir Next" w:hAnsi="Avenir Next" w:cs="Avenir Next" w:eastAsia="Avenir Next"/>
                       <w:b/>
                       <w:color w:val="003A70"/>
+                      <w:sz w:val="22"/>
+                      <w:szCs w:val="20"/>
+                    </w:rPr>
+                    <w:t xml:space="preserve">a.</w:t>
+                  </w:r>
+                  <w:r>
+                    <w:rPr>
+                      <w:rFonts w:ascii="Avenir Next" w:hAnsi="Avenir Next" w:cs="Avenir Next" w:eastAsia="Avenir Next"/>
+                      <w:color w:val="1A1A1A"/>
                       <w:sz w:val="20"/>
                       <w:szCs w:val="20"/>
                     </w:rPr>
-                    <w:t xml:space="preserve">a.</w:t>
+                    <w:tab/>
+                  </w:r>
+                  <w:r>
+                    <w:rPr>
+                      <w:rFonts w:ascii="Avenir Next" w:hAnsi="Avenir Next" w:cs="Avenir Next" w:eastAsia="Avenir Next"/>
+                      <w:color w:val="1A1A1A"/>
+                      <w:sz w:val="22"/>
+                      <w:szCs w:val="20"/>
+                    </w:rPr>
+                    <w:t xml:space="preserve">6.5 km =</w:t>
                   </w:r>
                   <w:r>
                     <w:rPr>
@@ -2862,7 +2881,7 @@
                       <w:sz w:val="20"/>
                       <w:szCs w:val="20"/>
                     </w:rPr>
-                    <w:tab/>
+                    <w:t xml:space="preserve">  </w:t>
                   </w:r>
                   <w:r>
                     <w:rPr>
@@ -2870,24 +2889,6 @@
                       <w:color w:val="1A1A1A"/>
                       <w:sz w:val="20"/>
                       <w:szCs w:val="20"/>
-                    </w:rPr>
-                    <w:t xml:space="preserve">6.5 km =</w:t>
-                  </w:r>
-                  <w:r>
-                    <w:rPr>
-                      <w:rFonts w:ascii="Avenir Next" w:hAnsi="Avenir Next" w:cs="Avenir Next" w:eastAsia="Avenir Next"/>
-                      <w:color w:val="1A1A1A"/>
-                      <w:sz w:val="20"/>
-                      <w:szCs w:val="20"/>
-                    </w:rPr>
-                    <w:t xml:space="preserve">  </w:t>
-                  </w:r>
-                  <w:r>
-                    <w:rPr>
-                      <w:rFonts w:ascii="Avenir Next" w:hAnsi="Avenir Next" w:cs="Avenir Next" w:eastAsia="Avenir Next"/>
-                      <w:color w:val="1A1A1A"/>
-                      <w:sz w:val="20"/>
-                      <w:szCs w:val="20"/>
                       <w:u w:val="single"/>
                     </w:rPr>
                     <w:t xml:space="preserve">        </w:t>
@@ -2896,7 +2897,7 @@
                     <w:rPr>
                       <w:rFonts w:ascii="Avenir Next" w:hAnsi="Avenir Next" w:cs="Avenir Next" w:eastAsia="Avenir Next"/>
                       <w:color w:val="1A1A1A"/>
-                      <w:sz w:val="20"/>
+                      <w:sz w:val="22"/>
                       <w:szCs w:val="20"/>
                     </w:rPr>
                     <w:t xml:space="preserve"> m</w:t>
@@ -2921,10 +2922,28 @@
                       <w:rFonts w:ascii="Avenir Next" w:hAnsi="Avenir Next" w:cs="Avenir Next" w:eastAsia="Avenir Next"/>
                       <w:b/>
                       <w:color w:val="003A70"/>
+                      <w:sz w:val="22"/>
+                      <w:szCs w:val="20"/>
+                    </w:rPr>
+                    <w:t xml:space="preserve">b.</w:t>
+                  </w:r>
+                  <w:r>
+                    <w:rPr>
+                      <w:rFonts w:ascii="Avenir Next" w:hAnsi="Avenir Next" w:cs="Avenir Next" w:eastAsia="Avenir Next"/>
+                      <w:color w:val="1A1A1A"/>
                       <w:sz w:val="20"/>
                       <w:szCs w:val="20"/>
                     </w:rPr>
-                    <w:t xml:space="preserve">b.</w:t>
+                    <w:tab/>
+                  </w:r>
+                  <w:r>
+                    <w:rPr>
+                      <w:rFonts w:ascii="Avenir Next" w:hAnsi="Avenir Next" w:cs="Avenir Next" w:eastAsia="Avenir Next"/>
+                      <w:color w:val="1A1A1A"/>
+                      <w:sz w:val="22"/>
+                      <w:szCs w:val="20"/>
+                    </w:rPr>
+                    <w:t xml:space="preserve">80 cm =</w:t>
                   </w:r>
                   <w:r>
                     <w:rPr>
@@ -2933,7 +2952,7 @@
                       <w:sz w:val="20"/>
                       <w:szCs w:val="20"/>
                     </w:rPr>
-                    <w:tab/>
+                    <w:t xml:space="preserve">  </w:t>
                   </w:r>
                   <w:r>
                     <w:rPr>
@@ -2941,24 +2960,6 @@
                       <w:color w:val="1A1A1A"/>
                       <w:sz w:val="20"/>
                       <w:szCs w:val="20"/>
-                    </w:rPr>
-                    <w:t xml:space="preserve">80 cm =</w:t>
-                  </w:r>
-                  <w:r>
-                    <w:rPr>
-                      <w:rFonts w:ascii="Avenir Next" w:hAnsi="Avenir Next" w:cs="Avenir Next" w:eastAsia="Avenir Next"/>
-                      <w:color w:val="1A1A1A"/>
-                      <w:sz w:val="20"/>
-                      <w:szCs w:val="20"/>
-                    </w:rPr>
-                    <w:t xml:space="preserve">  </w:t>
-                  </w:r>
-                  <w:r>
-                    <w:rPr>
-                      <w:rFonts w:ascii="Avenir Next" w:hAnsi="Avenir Next" w:cs="Avenir Next" w:eastAsia="Avenir Next"/>
-                      <w:color w:val="1A1A1A"/>
-                      <w:sz w:val="20"/>
-                      <w:szCs w:val="20"/>
                       <w:u w:val="single"/>
                     </w:rPr>
                     <w:t xml:space="preserve">        </w:t>
@@ -2967,7 +2968,7 @@
                     <w:rPr>
                       <w:rFonts w:ascii="Avenir Next" w:hAnsi="Avenir Next" w:cs="Avenir Next" w:eastAsia="Avenir Next"/>
                       <w:color w:val="1A1A1A"/>
-                      <w:sz w:val="20"/>
+                      <w:sz w:val="22"/>
                       <w:szCs w:val="20"/>
                     </w:rPr>
                     <w:t xml:space="preserve"> m</w:t>
@@ -3041,25 +3042,25 @@
                 <w:rFonts w:ascii="Avenir Next" w:hAnsi="Avenir Next" w:cs="Avenir Next" w:eastAsia="Avenir Next"/>
                 <w:b/>
                 <w:color w:val="1A1A1A"/>
+                <w:sz w:val="22"/>
+                <w:szCs w:val="20"/>
+              </w:rPr>
+              <w:t xml:space="preserve">2.</w:t>
+            </w:r>
+            <w:r>
+              <w:rPr>
+                <w:rFonts w:ascii="Avenir Next" w:hAnsi="Avenir Next" w:cs="Avenir Next" w:eastAsia="Avenir Next"/>
+                <w:color w:val="1A1A1A"/>
                 <w:sz w:val="20"/>
                 <w:szCs w:val="20"/>
               </w:rPr>
-              <w:t xml:space="preserve">2.</w:t>
-            </w:r>
-            <w:r>
-              <w:rPr>
-                <w:rFonts w:ascii="Avenir Next" w:hAnsi="Avenir Next" w:cs="Avenir Next" w:eastAsia="Avenir Next"/>
-                <w:color w:val="1A1A1A"/>
-                <w:sz w:val="20"/>
-                <w:szCs w:val="20"/>
-              </w:rPr>
               <w:tab/>
             </w:r>
             <w:r>
               <w:rPr>
                 <w:rFonts w:ascii="Avenir Next" w:hAnsi="Avenir Next" w:cs="Avenir Next" w:eastAsia="Avenir Next"/>
                 <w:color w:val="1A1A1A"/>
-                <w:sz w:val="20"/>
+                <w:sz w:val="22"/>
                 <w:szCs w:val="20"/>
               </w:rPr>
               <w:t xml:space="preserve">A bottle holds 2 L of water. How many 250 mL cups can it fill? (1 L = 1,000 mL)</w:t>
@@ -3136,25 +3137,25 @@
                 <w:rFonts w:ascii="Avenir Next" w:hAnsi="Avenir Next" w:cs="Avenir Next" w:eastAsia="Avenir Next"/>
                 <w:b/>
                 <w:color w:val="1A1A1A"/>
+                <w:sz w:val="22"/>
+                <w:szCs w:val="18"/>
+              </w:rPr>
+              <w:t xml:space="preserve">Answer</w:t>
+            </w:r>
+            <w:r>
+              <w:rPr>
+                <w:rFonts w:ascii="Avenir Next" w:hAnsi="Avenir Next" w:cs="Avenir Next" w:eastAsia="Avenir Next"/>
+                <w:color w:val="1A1A1A"/>
                 <w:sz w:val="18"/>
                 <w:szCs w:val="18"/>
               </w:rPr>
-              <w:t xml:space="preserve">Answer</w:t>
-            </w:r>
-            <w:r>
-              <w:rPr>
-                <w:rFonts w:ascii="Avenir Next" w:hAnsi="Avenir Next" w:cs="Avenir Next" w:eastAsia="Avenir Next"/>
-                <w:color w:val="1A1A1A"/>
-                <w:sz w:val="18"/>
-                <w:szCs w:val="18"/>
-              </w:rPr>
               <w:tab/>
             </w:r>
             <w:r>
               <w:rPr>
                 <w:rFonts w:ascii="Avenir Next" w:hAnsi="Avenir Next" w:cs="Avenir Next" w:eastAsia="Avenir Next"/>
                 <w:color w:val="1A1A1A"/>
-                <w:sz w:val="18"/>
+                <w:sz w:val="22"/>
                 <w:szCs w:val="18"/>
               </w:rPr>
               <w:t xml:space="preserve">  cups</w:t>
@@ -3220,25 +3221,25 @@
                 <w:rFonts w:ascii="Avenir Next" w:hAnsi="Avenir Next" w:cs="Avenir Next" w:eastAsia="Avenir Next"/>
                 <w:b/>
                 <w:color w:val="1A1A1A"/>
+                <w:sz w:val="22"/>
+                <w:szCs w:val="20"/>
+              </w:rPr>
+              <w:t xml:space="preserve">3.</w:t>
+            </w:r>
+            <w:r>
+              <w:rPr>
+                <w:rFonts w:ascii="Avenir Next" w:hAnsi="Avenir Next" w:cs="Avenir Next" w:eastAsia="Avenir Next"/>
+                <w:color w:val="1A1A1A"/>
                 <w:sz w:val="20"/>
                 <w:szCs w:val="20"/>
               </w:rPr>
-              <w:t xml:space="preserve">3.</w:t>
-            </w:r>
-            <w:r>
-              <w:rPr>
-                <w:rFonts w:ascii="Avenir Next" w:hAnsi="Avenir Next" w:cs="Avenir Next" w:eastAsia="Avenir Next"/>
-                <w:color w:val="1A1A1A"/>
-                <w:sz w:val="20"/>
-                <w:szCs w:val="20"/>
-              </w:rPr>
               <w:tab/>
             </w:r>
             <w:r>
               <w:rPr>
                 <w:rFonts w:ascii="Avenir Next" w:hAnsi="Avenir Next" w:cs="Avenir Next" w:eastAsia="Avenir Next"/>
                 <w:color w:val="1A1A1A"/>
-                <w:sz w:val="20"/>
+                <w:sz w:val="22"/>
                 <w:szCs w:val="20"/>
               </w:rPr>
               <w:t xml:space="preserve">Which measure is the same as 0.4 kg?</w:t>
@@ -3294,25 +3295,25 @@
                       <w:rFonts w:ascii="Avenir Next" w:hAnsi="Avenir Next" w:cs="Avenir Next" w:eastAsia="Avenir Next"/>
                       <w:b/>
                       <w:color w:val="003A70"/>
+                      <w:sz w:val="22"/>
+                      <w:szCs w:val="19"/>
+                    </w:rPr>
+                    <w:t xml:space="preserve">A</w:t>
+                  </w:r>
+                  <w:r>
+                    <w:rPr>
+                      <w:rFonts w:ascii="Avenir Next" w:hAnsi="Avenir Next" w:cs="Avenir Next" w:eastAsia="Avenir Next"/>
+                      <w:color w:val="1A1A1A"/>
                       <w:sz w:val="19"/>
                       <w:szCs w:val="19"/>
                     </w:rPr>
-                    <w:t xml:space="preserve">A</w:t>
-                  </w:r>
-                  <w:r>
-                    <w:rPr>
-                      <w:rFonts w:ascii="Avenir Next" w:hAnsi="Avenir Next" w:cs="Avenir Next" w:eastAsia="Avenir Next"/>
-                      <w:color w:val="1A1A1A"/>
-                      <w:sz w:val="19"/>
-                      <w:szCs w:val="19"/>
-                    </w:rPr>
                     <w:tab/>
                   </w:r>
                   <w:r>
                     <w:rPr>
                       <w:rFonts w:ascii="Avenir Next" w:hAnsi="Avenir Next" w:cs="Avenir Next" w:eastAsia="Avenir Next"/>
                       <w:color w:val="1A1A1A"/>
-                      <w:sz w:val="19"/>
+                      <w:sz w:val="22"/>
                       <w:szCs w:val="19"/>
                     </w:rPr>
                     <w:t xml:space="preserve">4 g</w:t>
@@ -3337,25 +3338,25 @@
                       <w:rFonts w:ascii="Avenir Next" w:hAnsi="Avenir Next" w:cs="Avenir Next" w:eastAsia="Avenir Next"/>
                       <w:b/>
                       <w:color w:val="003A70"/>
+                      <w:sz w:val="22"/>
+                      <w:szCs w:val="19"/>
+                    </w:rPr>
+                    <w:t xml:space="preserve">B</w:t>
+                  </w:r>
+                  <w:r>
+                    <w:rPr>
+                      <w:rFonts w:ascii="Avenir Next" w:hAnsi="Avenir Next" w:cs="Avenir Next" w:eastAsia="Avenir Next"/>
+                      <w:color w:val="1A1A1A"/>
                       <w:sz w:val="19"/>
                       <w:szCs w:val="19"/>
                     </w:rPr>
-                    <w:t xml:space="preserve">B</w:t>
-                  </w:r>
-                  <w:r>
-                    <w:rPr>
-                      <w:rFonts w:ascii="Avenir Next" w:hAnsi="Avenir Next" w:cs="Avenir Next" w:eastAsia="Avenir Next"/>
-                      <w:color w:val="1A1A1A"/>
-                      <w:sz w:val="19"/>
-                      <w:szCs w:val="19"/>
-                    </w:rPr>
                     <w:tab/>
                   </w:r>
                   <w:r>
                     <w:rPr>
                       <w:rFonts w:ascii="Avenir Next" w:hAnsi="Avenir Next" w:cs="Avenir Next" w:eastAsia="Avenir Next"/>
                       <w:color w:val="1A1A1A"/>
-                      <w:sz w:val="19"/>
+                      <w:sz w:val="22"/>
                       <w:szCs w:val="19"/>
                     </w:rPr>
                     <w:t xml:space="preserve">40 g</w:t>
@@ -3380,25 +3381,25 @@
                       <w:rFonts w:ascii="Avenir Next" w:hAnsi="Avenir Next" w:cs="Avenir Next" w:eastAsia="Avenir Next"/>
                       <w:b/>
                       <w:color w:val="003A70"/>
+                      <w:sz w:val="22"/>
+                      <w:szCs w:val="19"/>
+                    </w:rPr>
+                    <w:t xml:space="preserve">C</w:t>
+                  </w:r>
+                  <w:r>
+                    <w:rPr>
+                      <w:rFonts w:ascii="Avenir Next" w:hAnsi="Avenir Next" w:cs="Avenir Next" w:eastAsia="Avenir Next"/>
+                      <w:color w:val="1A1A1A"/>
                       <w:sz w:val="19"/>
                       <w:szCs w:val="19"/>
                     </w:rPr>
-                    <w:t xml:space="preserve">C</w:t>
-                  </w:r>
-                  <w:r>
-                    <w:rPr>
-                      <w:rFonts w:ascii="Avenir Next" w:hAnsi="Avenir Next" w:cs="Avenir Next" w:eastAsia="Avenir Next"/>
-                      <w:color w:val="1A1A1A"/>
-                      <w:sz w:val="19"/>
-                      <w:szCs w:val="19"/>
-                    </w:rPr>
                     <w:tab/>
                   </w:r>
                   <w:r>
                     <w:rPr>
                       <w:rFonts w:ascii="Avenir Next" w:hAnsi="Avenir Next" w:cs="Avenir Next" w:eastAsia="Avenir Next"/>
                       <w:color w:val="1A1A1A"/>
-                      <w:sz w:val="19"/>
+                      <w:sz w:val="22"/>
                       <w:szCs w:val="19"/>
                     </w:rPr>
                     <w:t xml:space="preserve">400 g</w:t>
@@ -3423,25 +3424,25 @@
                       <w:rFonts w:ascii="Avenir Next" w:hAnsi="Avenir Next" w:cs="Avenir Next" w:eastAsia="Avenir Next"/>
                       <w:b/>
                       <w:color w:val="003A70"/>
+                      <w:sz w:val="22"/>
+                      <w:szCs w:val="19"/>
+                    </w:rPr>
+                    <w:t xml:space="preserve">D</w:t>
+                  </w:r>
+                  <w:r>
+                    <w:rPr>
+                      <w:rFonts w:ascii="Avenir Next" w:hAnsi="Avenir Next" w:cs="Avenir Next" w:eastAsia="Avenir Next"/>
+                      <w:color w:val="1A1A1A"/>
                       <w:sz w:val="19"/>
                       <w:szCs w:val="19"/>
                     </w:rPr>
-                    <w:t xml:space="preserve">D</w:t>
-                  </w:r>
-                  <w:r>
-                    <w:rPr>
-                      <w:rFonts w:ascii="Avenir Next" w:hAnsi="Avenir Next" w:cs="Avenir Next" w:eastAsia="Avenir Next"/>
-                      <w:color w:val="1A1A1A"/>
-                      <w:sz w:val="19"/>
-                      <w:szCs w:val="19"/>
-                    </w:rPr>
                     <w:tab/>
                   </w:r>
                   <w:r>
                     <w:rPr>
                       <w:rFonts w:ascii="Avenir Next" w:hAnsi="Avenir Next" w:cs="Avenir Next" w:eastAsia="Avenir Next"/>
                       <w:color w:val="1A1A1A"/>
-                      <w:sz w:val="19"/>
+                      <w:sz w:val="22"/>
                       <w:szCs w:val="19"/>
                     </w:rPr>
                     <w:t xml:space="preserve">4,000 g</w:t>
@@ -3491,7 +3492,7 @@
         <w:rPr>
           <w:rFonts w:ascii="Avenir Next" w:hAnsi="Avenir Next" w:cs="Avenir Next" w:eastAsia="Avenir Next"/>
           <w:color w:val="1A1A1A"/>
-          <w:sz w:val="17"/>
+          <w:sz w:val="22"/>
           <w:szCs w:val="17"/>
         </w:rPr>
         <w:t xml:space="preserve">  I got it</w:t>
@@ -3509,7 +3510,7 @@
         <w:rPr>
           <w:rFonts w:ascii="Avenir Next" w:hAnsi="Avenir Next" w:cs="Avenir Next" w:eastAsia="Avenir Next"/>
           <w:color w:val="1A1A1A"/>
-          <w:sz w:val="17"/>
+          <w:sz w:val="22"/>
           <w:szCs w:val="17"/>
         </w:rPr>
         <w:t xml:space="preserve">  Almost</w:t>
@@ -3527,7 +3528,7 @@
         <w:rPr>
           <w:rFonts w:ascii="Avenir Next" w:hAnsi="Avenir Next" w:cs="Avenir Next" w:eastAsia="Avenir Next"/>
           <w:color w:val="1A1A1A"/>
-          <w:sz w:val="17"/>
+          <w:sz w:val="22"/>
           <w:szCs w:val="17"/>
         </w:rPr>
         <w:t xml:space="preserve">  I need help</w:t>
@@ -3621,7 +3622,106 @@
               <w:sz w:val="15"/>
               <w:szCs w:val="15"/>
             </w:rPr>
-            <w:t xml:space="preserve">Lesson 3-6  ·  Exit Tickets  ·  two per page</w:t>
+            <w:t xml:space="preserve">3-6 · Page </w:t>
+          </w:r>
+          <w:r>
+            <w:rPr>
+              <w:rFonts w:ascii="Avenir Next" w:hAnsi="Avenir Next" w:cs="Avenir Next" w:eastAsia="Avenir Next"/>
+              <w:color w:val="5A5F66"/>
+              <w:sz w:val="15"/>
+              <w:szCs w:val="15"/>
+            </w:rPr>
+            <w:fldChar w:fldCharType="begin"/>
+          </w:r>
+          <w:r>
+            <w:rPr>
+              <w:rFonts w:ascii="Avenir Next" w:hAnsi="Avenir Next" w:cs="Avenir Next" w:eastAsia="Avenir Next"/>
+              <w:color w:val="5A5F66"/>
+              <w:sz w:val="15"/>
+              <w:szCs w:val="15"/>
+            </w:rPr>
+            <w:instrText xml:space="preserve"> PAGE </w:instrText>
+          </w:r>
+          <w:r>
+            <w:rPr>
+              <w:rFonts w:ascii="Avenir Next" w:hAnsi="Avenir Next" w:cs="Avenir Next" w:eastAsia="Avenir Next"/>
+              <w:color w:val="5A5F66"/>
+              <w:sz w:val="15"/>
+              <w:szCs w:val="15"/>
+            </w:rPr>
+            <w:fldChar w:fldCharType="separate"/>
+          </w:r>
+          <w:r>
+            <w:rPr>
+              <w:rFonts w:ascii="Avenir Next" w:hAnsi="Avenir Next" w:cs="Avenir Next" w:eastAsia="Avenir Next"/>
+              <w:color w:val="5A5F66"/>
+              <w:sz w:val="15"/>
+              <w:szCs w:val="15"/>
+            </w:rPr>
+            <w:t xml:space="preserve">1</w:t>
+          </w:r>
+          <w:r>
+            <w:rPr>
+              <w:rFonts w:ascii="Avenir Next" w:hAnsi="Avenir Next" w:cs="Avenir Next" w:eastAsia="Avenir Next"/>
+              <w:color w:val="5A5F66"/>
+              <w:sz w:val="15"/>
+              <w:szCs w:val="15"/>
+            </w:rPr>
+            <w:fldChar w:fldCharType="end"/>
+          </w:r>
+          <w:r>
+            <w:rPr>
+              <w:rFonts w:ascii="Avenir Next" w:hAnsi="Avenir Next" w:cs="Avenir Next" w:eastAsia="Avenir Next"/>
+              <w:color w:val="5A5F66"/>
+              <w:sz w:val="15"/>
+              <w:szCs w:val="15"/>
+            </w:rPr>
+            <w:t xml:space="preserve"> of </w:t>
+          </w:r>
+          <w:r>
+            <w:rPr>
+              <w:rFonts w:ascii="Avenir Next" w:hAnsi="Avenir Next" w:cs="Avenir Next" w:eastAsia="Avenir Next"/>
+              <w:color w:val="5A5F66"/>
+              <w:sz w:val="15"/>
+              <w:szCs w:val="15"/>
+            </w:rPr>
+            <w:fldChar w:fldCharType="begin"/>
+          </w:r>
+          <w:r>
+            <w:rPr>
+              <w:rFonts w:ascii="Avenir Next" w:hAnsi="Avenir Next" w:cs="Avenir Next" w:eastAsia="Avenir Next"/>
+              <w:color w:val="5A5F66"/>
+              <w:sz w:val="15"/>
+              <w:szCs w:val="15"/>
+            </w:rPr>
+            <w:instrText xml:space="preserve"> NUMPAGES </w:instrText>
+          </w:r>
+          <w:r>
+            <w:rPr>
+              <w:rFonts w:ascii="Avenir Next" w:hAnsi="Avenir Next" w:cs="Avenir Next" w:eastAsia="Avenir Next"/>
+              <w:color w:val="5A5F66"/>
+              <w:sz w:val="15"/>
+              <w:szCs w:val="15"/>
+            </w:rPr>
+            <w:fldChar w:fldCharType="separate"/>
+          </w:r>
+          <w:r>
+            <w:rPr>
+              <w:rFonts w:ascii="Avenir Next" w:hAnsi="Avenir Next" w:cs="Avenir Next" w:eastAsia="Avenir Next"/>
+              <w:color w:val="5A5F66"/>
+              <w:sz w:val="15"/>
+              <w:szCs w:val="15"/>
+            </w:rPr>
+            <w:t xml:space="preserve">1</w:t>
+          </w:r>
+          <w:r>
+            <w:rPr>
+              <w:rFonts w:ascii="Avenir Next" w:hAnsi="Avenir Next" w:cs="Avenir Next" w:eastAsia="Avenir Next"/>
+              <w:color w:val="5A5F66"/>
+              <w:sz w:val="15"/>
+              <w:szCs w:val="15"/>
+            </w:rPr>
+            <w:fldChar w:fldCharType="end"/>
           </w:r>
         </w:p>
       </w:tc>
@@ -3664,5 +3764,23 @@
       </w:tblCellMar>
     </w:tblPr>
   </w:style>
+  <w:style w:type="paragraph" w:styleId="Heading1">
+    <w:name w:val="heading 1"/>
+    <w:basedOn w:val="Normal"/>
+    <w:pPr>
+      <w:outlineLvl w:val="0"/>
+      <w:keepNext w:val="0"/>
+      <w:keepLines w:val="0"/>
+    </w:pPr>
+  </w:style>
+  <w:style w:type="paragraph" w:styleId="Heading2">
+    <w:name w:val="heading 2"/>
+    <w:basedOn w:val="Normal"/>
+    <w:pPr>
+      <w:outlineLvl w:val="1"/>
+      <w:keepNext w:val="0"/>
+      <w:keepLines w:val="0"/>
+    </w:pPr>
+  </w:style>
 </w:styles>
 </file>